--- a/policies/build/sop_record_masters/HRM/SOP_HRM.5.a_to_d_staff_wellbeing_occupational_health.docx
+++ b/policies/build/sop_record_masters/HRM/SOP_HRM.5.a_to_d_staff_wellbeing_occupational_health.docx
@@ -409,6 +409,7 @@
     <w:p>
       <w:pPr>
         <w:pStyle w:val="ListParagraph"/>
+        <w:spacing w:after="200" w:before="40"/>
       </w:pPr>
       <w:r>
         <w:t xml:space="preserve">Government of India. (1923, amended 2017). </w:t>
@@ -467,6 +468,7 @@
     <w:p>
       <w:pPr>
         <w:pStyle w:val="ListParagraph"/>
+        <w:spacing w:after="200" w:before="40"/>
       </w:pPr>
       <w:r>
         <w:t xml:space="preserve">World Health Organization, International Labour Organization, International Council of Nurses, &amp; Public Services International. (2002). </w:t>
@@ -532,6 +534,7 @@
     <w:p>
       <w:pPr>
         <w:pStyle w:val="ListParagraph"/>
+        <w:spacing w:after="200" w:before="40"/>
       </w:pPr>
       <w:r>
         <w:t xml:space="preserve">National Accreditation Board for Hospitals and Healthcare Providers. (2022). Standards for Small Healthcare Organisations (3rd ed.). </w:t>
@@ -552,6 +555,7 @@
     <w:p>
       <w:pPr>
         <w:pStyle w:val="ListParagraph"/>
+        <w:spacing w:after="200" w:before="40"/>
       </w:pPr>
       <w:r>
         <w:t xml:space="preserve">Government of India. (1923, amended 2017). </w:t>
@@ -572,6 +576,7 @@
     <w:p>
       <w:pPr>
         <w:pStyle w:val="ListParagraph"/>
+        <w:spacing w:after="200" w:before="40"/>
       </w:pPr>
       <w:r>
         <w:t xml:space="preserve">World Health Organization, International Labour Organization, International Council of Nurses, &amp; Public Services International. (2002). </w:t>

--- a/policies/build/sop_record_masters/HRM/SOP_HRM.5.a_to_d_staff_wellbeing_occupational_health.docx
+++ b/policies/build/sop_record_masters/HRM/SOP_HRM.5.a_to_d_staff_wellbeing_occupational_health.docx
@@ -409,10 +409,11 @@
     <w:p>
       <w:pPr>
         <w:pStyle w:val="ListParagraph"/>
-        <w:spacing w:after="200" w:before="40"/>
+        <w:spacing w:after="240" w:before="80"/>
+        <w:contextualSpacing w:val="0"/>
       </w:pPr>
       <w:r>
-        <w:t xml:space="preserve">Government of India. (1923, amended 2017). </w:t>
+        <w:t xml:space="preserve">• Government of India. (1923, amended 2017). </w:t>
       </w:r>
       <w:hyperlink r:id="rId9">
         <w:r>
@@ -468,10 +469,11 @@
     <w:p>
       <w:pPr>
         <w:pStyle w:val="ListParagraph"/>
-        <w:spacing w:after="200" w:before="40"/>
+        <w:spacing w:after="240" w:before="80"/>
+        <w:contextualSpacing w:val="0"/>
       </w:pPr>
       <w:r>
-        <w:t xml:space="preserve">World Health Organization, International Labour Organization, International Council of Nurses, &amp; Public Services International. (2002). </w:t>
+        <w:t xml:space="preserve">• World Health Organization, International Labour Organization, International Council of Nurses, &amp; Public Services International. (2002). </w:t>
       </w:r>
       <w:hyperlink r:id="rId10">
         <w:r>
@@ -534,10 +536,11 @@
     <w:p>
       <w:pPr>
         <w:pStyle w:val="ListParagraph"/>
-        <w:spacing w:after="200" w:before="40"/>
+        <w:spacing w:after="240" w:before="80"/>
+        <w:contextualSpacing w:val="0"/>
       </w:pPr>
       <w:r>
-        <w:t xml:space="preserve">National Accreditation Board for Hospitals and Healthcare Providers. (2022). Standards for Small Healthcare Organisations (3rd ed.). </w:t>
+        <w:t xml:space="preserve">• National Accreditation Board for Hospitals and Healthcare Providers. (2022). Standards for Small Healthcare Organisations (3rd ed.). </w:t>
       </w:r>
       <w:hyperlink r:id="rId11">
         <w:r>
@@ -555,10 +558,11 @@
     <w:p>
       <w:pPr>
         <w:pStyle w:val="ListParagraph"/>
-        <w:spacing w:after="200" w:before="40"/>
+        <w:spacing w:after="240" w:before="80"/>
+        <w:contextualSpacing w:val="0"/>
       </w:pPr>
       <w:r>
-        <w:t xml:space="preserve">Government of India. (1923, amended 2017). </w:t>
+        <w:t xml:space="preserve">• Government of India. (1923, amended 2017). </w:t>
       </w:r>
       <w:hyperlink r:id="rId9">
         <w:r>
@@ -576,10 +580,11 @@
     <w:p>
       <w:pPr>
         <w:pStyle w:val="ListParagraph"/>
-        <w:spacing w:after="200" w:before="40"/>
+        <w:spacing w:after="240" w:before="80"/>
+        <w:contextualSpacing w:val="0"/>
       </w:pPr>
       <w:r>
-        <w:t xml:space="preserve">World Health Organization, International Labour Organization, International Council of Nurses, &amp; Public Services International. (2002). </w:t>
+        <w:t xml:space="preserve">• World Health Organization, International Labour Organization, International Council of Nurses, &amp; Public Services International. (2002). </w:t>
       </w:r>
       <w:hyperlink r:id="rId10">
         <w:r>

--- a/policies/build/sop_record_masters/HRM/SOP_HRM.5.a_to_d_staff_wellbeing_occupational_health.docx
+++ b/policies/build/sop_record_masters/HRM/SOP_HRM.5.a_to_d_staff_wellbeing_occupational_health.docx
@@ -14,40 +14,9 @@
     </w:p>
     <w:p>
       <w:r>
-        <w:t>«Hospital Name» — Supports HRM.5.a, HRM.5.b, HRM.5.c, HRM.5.d</w:t>
+        <w:t>«Hospital Name» — SOP-HRM.5.a — Version 1.0</w:t>
       </w:r>
     </w:p>
-    <w:p/>
-    <w:tbl>
-      <w:tblPr>
-        <w:tblStyle w:val="TableGrid"/>
-        <w:tblW w:type="auto" w:w="0"/>
-        <w:tblLook w:firstColumn="1" w:firstRow="1" w:lastColumn="0" w:lastRow="0" w:noHBand="0" w:noVBand="1" w:val="04A0"/>
-      </w:tblPr>
-      <w:tblGrid>
-        <w:gridCol w:w="8640"/>
-      </w:tblGrid>
-      <w:tr>
-        <w:tc>
-          <w:tcPr>
-            <w:tcW w:type="dxa" w:w="8640"/>
-          </w:tcPr>
-          <w:p>
-            <w:r>
-              <w:rPr>
-                <w:b/>
-              </w:rPr>
-              <w:t>Why does this SOP exist? (read this first if you're new)</w:t>
-            </w:r>
-          </w:p>
-          <w:p>
-            <w:r>
-              <w:t>This SOP explains how «Hospital Name» identifies occupational hazards, runs annual health checks, treats workplace injuries, and prevents and handles workplace violence. If you're new to this SOP: infection-specific exposure (a needlestick, a splash) always goes to HIC.4 immediately, not this SOP — this document covers everything else about staff occupational health.</w:t>
-            </w:r>
-          </w:p>
-        </w:tc>
-      </w:tr>
-    </w:tbl>
     <w:p/>
     <w:tbl>
       <w:tblPr>
@@ -62,9 +31,6 @@
         <w:gridCol w:w="2160"/>
       </w:tblGrid>
       <w:tr>
-        <w:trPr>
-          <w:cantSplit/>
-        </w:trPr>
         <w:tc>
           <w:tcPr>
             <w:tcW w:type="dxa" w:w="2160"/>
@@ -81,7 +47,7 @@
           </w:tcPr>
           <w:p>
             <w:r>
-              <w:t>«Hospital to define»</w:t>
+              <w:t>SOP-HRM.5.a</w:t>
             </w:r>
           </w:p>
         </w:tc>
@@ -107,9 +73,6 @@
         </w:tc>
       </w:tr>
       <w:tr>
-        <w:trPr>
-          <w:cantSplit/>
-        </w:trPr>
         <w:tc>
           <w:tcPr>
             <w:tcW w:type="dxa" w:w="2160"/>
@@ -151,51 +114,6 @@
           </w:p>
         </w:tc>
       </w:tr>
-      <w:tr>
-        <w:trPr>
-          <w:cantSplit/>
-        </w:trPr>
-        <w:tc>
-          <w:tcPr>
-            <w:tcW w:type="dxa" w:w="2160"/>
-          </w:tcPr>
-          <w:p>
-            <w:r>
-              <w:t>Prepared By</w:t>
-            </w:r>
-          </w:p>
-        </w:tc>
-        <w:tc>
-          <w:tcPr>
-            <w:tcW w:type="dxa" w:w="2160"/>
-          </w:tcPr>
-          <w:p>
-            <w:r>
-              <w:t>HR In-Charge / Personnel Officer   Name: ________   Signature: ________</w:t>
-            </w:r>
-          </w:p>
-        </w:tc>
-        <w:tc>
-          <w:tcPr>
-            <w:tcW w:type="dxa" w:w="2160"/>
-          </w:tcPr>
-          <w:p>
-            <w:r>
-              <w:t>Approved By</w:t>
-            </w:r>
-          </w:p>
-        </w:tc>
-        <w:tc>
-          <w:tcPr>
-            <w:tcW w:type="dxa" w:w="2160"/>
-          </w:tcPr>
-          <w:p>
-            <w:r>
-              <w:t>Medical Superintendent   Name: ________   Signature: ________</w:t>
-            </w:r>
-          </w:p>
-        </w:tc>
-      </w:tr>
     </w:tbl>
     <w:p/>
     <w:p>
@@ -206,9 +124,78 @@
         <w:t>1. Purpose</w:t>
       </w:r>
     </w:p>
+    <w:tbl>
+      <w:tblPr>
+        <w:tblStyle w:val="TableGrid"/>
+        <w:tblW w:type="auto" w:w="0"/>
+        <w:tblLook w:firstColumn="1" w:firstRow="1" w:lastColumn="0" w:lastRow="0" w:noHBand="0" w:noVBand="1" w:val="04A0"/>
+      </w:tblPr>
+      <w:tblGrid>
+        <w:gridCol w:w="8640"/>
+      </w:tblGrid>
+      <w:tr>
+        <w:tc>
+          <w:tcPr>
+            <w:tcW w:type="dxa" w:w="8640"/>
+          </w:tcPr>
+          <w:p>
+            <w:r>
+              <w:t>This SOP sets out how «Hospital Name» identifies staff health problems and occupational hazards, runs an annual health check for every active staff member with documented findings, provides treatment for workplace-related injuries, and prevents and handles workplace violence. Infection-specific exposure (needlestick, sharps, splash, post-exposure prophylaxis) is owned elsewhere and is not duplicated here.</w:t>
+            </w:r>
+          </w:p>
+        </w:tc>
+      </w:tr>
+    </w:tbl>
+    <w:p/>
+    <w:tbl>
+      <w:tblPr>
+        <w:tblStyle w:val="TableGrid"/>
+        <w:tblW w:type="auto" w:w="0"/>
+        <w:tblLook w:firstColumn="1" w:firstRow="1" w:lastColumn="0" w:lastRow="0" w:noHBand="0" w:noVBand="1" w:val="04A0"/>
+      </w:tblPr>
+      <w:tblGrid>
+        <w:gridCol w:w="8640"/>
+      </w:tblGrid>
+      <w:tr>
+        <w:tc>
+          <w:tcPr>
+            <w:tcW w:type="dxa" w:w="8640"/>
+          </w:tcPr>
+          <w:p>
+            <w:r>
+              <w:t>A staff member is injured by an aggressive visitor. This SOP is what guarantees immediate first aid, medical assessment and documentation at the hospital's own expense -- not a staff member paying for their own treatment because the incident was never formally logged.</w:t>
+            </w:r>
+          </w:p>
+        </w:tc>
+      </w:tr>
+    </w:tbl>
+    <w:p/>
+    <w:tbl>
+      <w:tblPr>
+        <w:tblStyle w:val="TableGrid"/>
+        <w:tblW w:type="auto" w:w="0"/>
+        <w:tblLook w:firstColumn="1" w:firstRow="1" w:lastColumn="0" w:lastRow="0" w:noHBand="0" w:noVBand="1" w:val="04A0"/>
+      </w:tblPr>
+      <w:tblGrid>
+        <w:gridCol w:w="8640"/>
+      </w:tblGrid>
+      <w:tr>
+        <w:tc>
+          <w:tcPr>
+            <w:tcW w:type="dxa" w:w="8640"/>
+          </w:tcPr>
+          <w:p>
+            <w:r>
+              <w:t>We do this because a hazard that is never written down is a hazard the hospital has no way of proving it ever addressed, and a staff member injured on the job who has to pay for their own treatment has no protection and the hospital has no record to learn from.</w:t>
+            </w:r>
+          </w:p>
+        </w:tc>
+      </w:tr>
+    </w:tbl>
+    <w:p/>
     <w:p>
       <w:r>
-        <w:t>This SOP sets out how «Hospital Name» identifies staff health problems and occupational hazards, runs an annual health check for every active staff member with documented findings, provides treatment for workplace-related injuries, and prevents and handles workplace violence. This SOP owns general staff occupational health. Infection-specific exposure (needlestick, sharps, splash, post-exposure prophylaxis) is owned by HIC.4 and is not duplicated here.</w:t>
+        <w:t>To define how «Hospital Name» identifies staff health problems and occupational hazards, conducts annual health checks, provides treatment for workplace injuries, and prevents and handles workplace violence.</w:t>
       </w:r>
     </w:p>
     <w:p>
@@ -221,7 +208,18 @@
     </w:p>
     <w:p>
       <w:r>
-        <w:t>This SOP applies to the «HR In-Charge / Personnel Officer», the Medical Superintendent, department heads and the Quality Coordinator, for every staff member at «Hospital Name». It covers HRM.5.a–d. It does not cover infection-control occupational exposure response (HIC.4), occupational safety training delivery (HRM.3.d), or credentialing health-status verification (HRM.6.b).</w:t>
+        <w:rPr>
+          <w:i/>
+        </w:rPr>
+        <w:t xml:space="preserve">Why: </w:t>
+      </w:r>
+      <w:r>
+        <w:t>so every staff member -- not just those in known high-exposure roles -- is covered by the same occupational health programme.</w:t>
+      </w:r>
+    </w:p>
+    <w:p>
+      <w:r>
+        <w:t>Applies to the HR In-Charge, the Medical Superintendent, department heads and the Quality Coordinator, for every staff member.</w:t>
       </w:r>
     </w:p>
     <w:p>
@@ -235,12 +233,23 @@
     <w:p>
       <w:r>
         <w:rPr>
+          <w:i/>
+        </w:rPr>
+        <w:t xml:space="preserve">Why: </w:t>
+      </w:r>
+      <w:r>
+        <w:t>an injury or hazard nobody documents is one the hospital has no way of learning from or protecting staff against next time.</w:t>
+      </w:r>
+    </w:p>
+    <w:p>
+      <w:r>
+        <w:rPr>
           <w:b/>
         </w:rPr>
         <w:t xml:space="preserve">Medical Superintendent: </w:t>
       </w:r>
       <w:r>
-        <w:t>approves the occupational health policy and workplace violence measures, ensures treatment is provided for workplace injuries, and reviews violence incidents and prevention effectiveness.</w:t>
+        <w:t>Approves the occupational health policy and workplace violence measures, ensures treatment is provided for workplace injuries, and reviews violence incidents and prevention effectiveness.</w:t>
       </w:r>
     </w:p>
     <w:p>
@@ -251,7 +260,7 @@
         <w:t xml:space="preserve">HR In-Charge / Personnel Officer: </w:t>
       </w:r>
       <w:r>
-        <w:t>maintains the occupational health hazard register and health-check schedule, coordinates annual health checks, and documents workplace injuries and violence incidents.</w:t>
+        <w:t>Maintains the occupational health hazard register and health-check schedule, coordinates annual health checks, and documents workplace injuries and violence incidents.</w:t>
       </w:r>
     </w:p>
     <w:p>
@@ -262,7 +271,7 @@
         <w:t xml:space="preserve">Department Heads: </w:t>
       </w:r>
       <w:r>
-        <w:t>report occupational hazards in their areas, ensure staff attend annual health checks, and support the immediate response to a violence incident.</w:t>
+        <w:t>Report occupational hazards in their areas, ensure staff attend annual health checks, and support the immediate response to a violence incident.</w:t>
       </w:r>
     </w:p>
     <w:p>
@@ -273,7 +282,7 @@
         <w:t xml:space="preserve">Quality Coordinator: </w:t>
       </w:r>
       <w:r>
-        <w:t>audits this SOP quarterly.</w:t>
+        <w:t>Audits this SOP quarterly.</w:t>
       </w:r>
     </w:p>
     <w:p>
@@ -284,7 +293,7 @@
         <w:t xml:space="preserve">All Staff: </w:t>
       </w:r>
       <w:r>
-        <w:t>attend annual health checks, report workplace injuries and violence immediately, and follow HIC.4 for infection-specific exposure.</w:t>
+        <w:t>Attend annual health checks, report workplace injuries and violence immediately, and follow the infection-control exposure procedure for infection-specific exposure.</w:t>
       </w:r>
     </w:p>
     <w:p>
@@ -292,7 +301,7 @@
         <w:pStyle w:val="Heading1"/>
       </w:pPr>
       <w:r>
-        <w:t>4. Procedure</w:t>
+        <w:t>4. What to do</w:t>
       </w:r>
     </w:p>
     <w:p>
@@ -300,15 +309,15 @@
         <w:pStyle w:val="Heading2"/>
       </w:pPr>
       <w:r>
-        <w:t>4.1 Identify staff health problems and occupational hazards</w:t>
+        <w:t>Identify staff health problems and occupational hazards</w:t>
       </w:r>
     </w:p>
     <w:p>
       <w:r>
         <w:rPr>
-          <w:b/>
+          <w:i/>
         </w:rPr>
-        <w:t xml:space="preserve">Why this step matters: </w:t>
+        <w:t xml:space="preserve">Why: </w:t>
       </w:r>
       <w:r>
         <w:t>A hazard that is never written down is a hazard the hospital has no way of proving it ever addressed, and a health problem that is never identified cannot be acted on before it becomes an injury.</w:t>
@@ -316,17 +325,17 @@
     </w:p>
     <w:p>
       <w:r>
-        <w:t>1. The occupational health programme covers hazard identification in each department, health surveillance for roles with known exposure (for example radiology, laboratory, operating areas), immunisation status tracking, and mental well-being awareness.</w:t>
+        <w:t>The occupational health programme covers hazard identification in each department, health surveillance for roles with known exposure (radiology, laboratory, operating areas, for example), immunisation status tracking, and mental well-being awareness.</w:t>
       </w:r>
     </w:p>
     <w:p>
       <w:r>
-        <w:t>2. The HR In-Charge maintains an occupational health hazard register, updated «annually» or immediately when a new hazard is identified.</w:t>
+        <w:t>The occupational health hazard register is updated annually or immediately when a new hazard is identified.</w:t>
       </w:r>
     </w:p>
     <w:p>
       <w:r>
-        <w:t>3. Department heads report new hazards as they arise; infection-specific exposure is handled per HIC.4 and is not duplicated in this register. (Record 1)</w:t>
+        <w:t>Department heads report new hazards as they arise; infection-specific exposure is handled per the infection-control exposure procedure and is not duplicated in this register.</w:t>
       </w:r>
     </w:p>
     <w:p>
@@ -334,33 +343,33 @@
         <w:pStyle w:val="Heading2"/>
       </w:pPr>
       <w:r>
-        <w:t>4.2 Conduct an annual health check for every active staff member</w:t>
+        <w:t>Conduct an annual health check for every active staff member</w:t>
       </w:r>
     </w:p>
     <w:p>
       <w:r>
         <w:rPr>
-          <w:b/>
+          <w:i/>
         </w:rPr>
-        <w:t xml:space="preserve">Why this step matters: </w:t>
+        <w:t xml:space="preserve">Why: </w:t>
       </w:r>
       <w:r>
-        <w:t>A health check that happens once at hiring and never again cannot catch a condition that develops on the job — the annual cycle is what makes this a genuine ongoing safeguard rather than a one-time formality.</w:t>
+        <w:t>A health check that happens once at hiring and never again cannot catch a condition that develops on the job -- the annual cycle is what makes this a genuine ongoing safeguard rather than a one-time formality.</w:t>
       </w:r>
     </w:p>
     <w:p>
       <w:r>
-        <w:t>1. Every active staff member receives an annual health check: general physical examination, vision and hearing screening where the role requires it, chest X-ray or PPD for high-risk roles, vaccination status review, and any role-specific test defined in the hazard register.</w:t>
+        <w:t>Every active staff member receives an annual health check: general physical examination, vision and hearing screening where the role requires it, chest X-ray or PPD for high-risk roles, vaccination status review, and any role-specific test defined in the hazard register.</w:t>
       </w:r>
     </w:p>
     <w:p>
       <w:r>
-        <w:t>2. Results are recorded on a standard health-check form and filed in the personnel file.</w:t>
+        <w:t>Results are recorded on a standard health-check form and filed in the personnel file.</w:t>
       </w:r>
     </w:p>
     <w:p>
       <w:r>
-        <w:t>3. Abnormal findings are referred for follow-up treatment; a staff member who cannot perform patient-facing duties due to a health finding is reassigned per medical advice until cleared. (Record 2)</w:t>
+        <w:t>Abnormal findings are referred for follow-up treatment; a staff member who cannot perform patient-facing duties due to a health finding is reassigned per medical advice until cleared.</w:t>
       </w:r>
     </w:p>
     <w:p>
@@ -368,15 +377,15 @@
         <w:pStyle w:val="Heading2"/>
       </w:pPr>
       <w:r>
-        <w:t>4.3 Provide treatment for workplace-related injuries</w:t>
+        <w:t>Provide treatment for workplace-related injuries</w:t>
       </w:r>
     </w:p>
     <w:p>
       <w:r>
         <w:rPr>
-          <w:b/>
+          <w:i/>
         </w:rPr>
-        <w:t xml:space="preserve">Why this step matters: </w:t>
+        <w:t xml:space="preserve">Why: </w:t>
       </w:r>
       <w:r>
         <w:t>A staff member injured on the job who has to pay for their own treatment, or whose injury is never documented, has no legal protection and the hospital has no record to learn from.</w:t>
@@ -384,48 +393,17 @@
     </w:p>
     <w:p>
       <w:r>
-        <w:t>1. Workplace injuries covered include slips and falls, manual handling injuries, chemical exposure (non-infection), and injuries from workplace violence.</w:t>
+        <w:t>Workplace injuries covered include slips and falls, manual handling injuries, chemical exposure (non-infection), and injuries from workplace violence.</w:t>
       </w:r>
     </w:p>
     <w:p>
       <w:r>
-        <w:t>2. The procedure runs immediate first aid, medical assessment, treatment at the hospital's own emergency service or a designated panel doctor, documentation of the injury, and a return-to-work assessment.</w:t>
+        <w:t>The procedure runs immediate first aid, medical assessment, treatment at the hospital's own emergency service or a designated panel doctor, documentation of the injury, and a return-to-work assessment.</w:t>
       </w:r>
     </w:p>
     <w:p>
       <w:r>
-        <w:t>3. Injury records are filed in the personnel file and reported to the Medical Superintendent; a repeat injury in the same area triggers a review of the hazard register. (Record 3)</w:t>
-      </w:r>
-    </w:p>
-    <w:p>
-      <w:r>
-        <w:rPr>
-          <w:b/>
-          <w:i/>
-        </w:rPr>
-        <w:t xml:space="preserve">Technical source(s) for these steps: </w:t>
-      </w:r>
-    </w:p>
-    <w:p>
-      <w:pPr>
-        <w:pStyle w:val="ListParagraph"/>
-        <w:spacing w:after="240" w:before="80"/>
-        <w:contextualSpacing w:val="0"/>
-      </w:pPr>
-      <w:r>
-        <w:t xml:space="preserve">• Government of India. (1923, amended 2017). </w:t>
-      </w:r>
-      <w:hyperlink r:id="rId9">
-        <w:r>
-          <w:rPr>
-            <w:color w:val="0563C1"/>
-            <w:u w:val="single"/>
-          </w:rPr>
-          <w:t>The Employee's Compensation Act, 1923</w:t>
-        </w:r>
-      </w:hyperlink>
-      <w:r>
-        <w:t>. Section 3(1) makes an employer liable to pay compensation for a personal injury caused by an accident in the course of employment; Section 4(2A) requires reimbursement of actual medical expenditure. Referenced as the statutory basis for this step's injury-treatment duty, alongside the NABH requirement.</w:t>
+        <w:t>Injury records are filed in the personnel file and reported to the Medical Superintendent; a repeat injury in the same area triggers a review of the hazard register.</w:t>
       </w:r>
     </w:p>
     <w:p>
@@ -433,59 +411,28 @@
         <w:pStyle w:val="Heading2"/>
       </w:pPr>
       <w:r>
-        <w:t>4.4 Prevent and handle workplace violence</w:t>
+        <w:t>Prevent and handle workplace violence</w:t>
       </w:r>
     </w:p>
     <w:p>
       <w:r>
         <w:rPr>
-          <w:b/>
+          <w:i/>
         </w:rPr>
-        <w:t xml:space="preserve">Why this step matters: </w:t>
+        <w:t xml:space="preserve">Why: </w:t>
       </w:r>
       <w:r>
-        <w:t>Waiting for a violent incident to happen before deciding how to respond to it means the response is improvised in the moment it matters most — prevention and handling measures have to be decided and communicated in advance.</w:t>
+        <w:t>Waiting for a violent incident to happen before deciding how to respond to it means the response is improvised in the moment it matters most -- prevention and handling measures have to be decided and communicated in advance.</w:t>
       </w:r>
     </w:p>
     <w:p>
       <w:r>
-        <w:t>1. Prevention measures include staff training on de-escalation, visible security measures, restricted access to high-risk areas, and a zero-tolerance policy communicated to patients and visitors.</w:t>
+        <w:t>Prevention measures include staff training on de-escalation, visible security measures, restricted access to high-risk areas, and a zero-tolerance policy communicated to patients and visitors.</w:t>
       </w:r>
     </w:p>
     <w:p>
       <w:r>
-        <w:t>2. Handling measures cover an immediate safety response, reporting to the Medical Superintendent and local police where applicable, medical treatment for the injured staff member, incident documentation, support and counselling for affected staff, and a review of prevention measures after every event. (Record 4)</w:t>
-      </w:r>
-    </w:p>
-    <w:p>
-      <w:r>
-        <w:rPr>
-          <w:b/>
-          <w:i/>
-        </w:rPr>
-        <w:t xml:space="preserve">Technical source(s) for these steps: </w:t>
-      </w:r>
-    </w:p>
-    <w:p>
-      <w:pPr>
-        <w:pStyle w:val="ListParagraph"/>
-        <w:spacing w:after="240" w:before="80"/>
-        <w:contextualSpacing w:val="0"/>
-      </w:pPr>
-      <w:r>
-        <w:t xml:space="preserve">• World Health Organization, International Labour Organization, International Council of Nurses, &amp; Public Services International. (2002). </w:t>
-      </w:r>
-      <w:hyperlink r:id="rId10">
-        <w:r>
-          <w:rPr>
-            <w:color w:val="0563C1"/>
-            <w:u w:val="single"/>
-          </w:rPr>
-          <w:t>Framework Guidelines for Addressing Workplace Violence in the Health Sector</w:t>
-        </w:r>
-      </w:hyperlink>
-      <w:r>
-        <w:t>. The international framework this step's prevention and handling measures (de-escalation training, access control, zero-tolerance policy, post-event review) follow; referenced as an external benchmark, not an NABH mandate.</w:t>
+        <w:t>Handling measures cover an immediate safety response, reporting to the Medical Superintendent and local police where applicable, medical treatment for the injured staff member, incident documentation, support and counselling for affected staff, and a review of prevention measures after every event.</w:t>
       </w:r>
     </w:p>
     <w:p>
@@ -506,7 +453,7 @@
         <w:pStyle w:val="Heading1"/>
       </w:pPr>
       <w:r>
-        <w:t>6. Related Documents</w:t>
+        <w:t>6. Related SOPs</w:t>
       </w:r>
     </w:p>
     <w:p>
@@ -514,7 +461,70 @@
         <w:pStyle w:val="ListParagraph"/>
       </w:pPr>
       <w:r>
-        <w:t>Policy on Staff Well-Being and Occupational Health (HRM.5) — this SOP operationalises sections 5.1-5.4</w:t>
+        <w:t>Policy on Staff Well-Being and Occupational Health (HRM.5)</w:t>
+      </w:r>
+    </w:p>
+    <w:p>
+      <w:pPr>
+        <w:pStyle w:val="Heading1"/>
+      </w:pPr>
+      <w:r>
+        <w:t>7. Review</w:t>
+      </w:r>
+    </w:p>
+    <w:p>
+      <w:r>
+        <w:t>This SOP is reviewed at least annually by the Quality Coordinator together with the HR In-Charge, and sooner if the quarterly audit finds a health check overdue by more than three months, a workplace injury not treated promptly, or the infection-control exposure procedures change.</w:t>
+      </w:r>
+    </w:p>
+    <w:p>
+      <w:r>
+        <w:br w:type="page"/>
+      </w:r>
+    </w:p>
+    <w:p>
+      <w:pPr>
+        <w:pStyle w:val="Heading1"/>
+      </w:pPr>
+      <w:r>
+        <w:t>Appendix — NABH Standard Cross-Reference and Evidence Basis</w:t>
+      </w:r>
+    </w:p>
+    <w:p>
+      <w:r>
+        <w:t>For the Quality Coordinator and NABH assessment use only. The reasoning and real-world triggers for each requirement are already in the body above -- this appendix adds only what the body deliberately leaves out: the exact objective-element code, how this SOP's scope is kept separate from neighbouring standards, and the verified technical source for anything cited.</w:t>
+      </w:r>
+    </w:p>
+    <w:p>
+      <w:pPr>
+        <w:pStyle w:val="Heading2"/>
+      </w:pPr>
+      <w:r>
+        <w:t>Identify staff health problems and occupational hazards — HRM.5.a</w:t>
+      </w:r>
+    </w:p>
+    <w:p>
+      <w:pPr>
+        <w:pStyle w:val="Heading2"/>
+      </w:pPr>
+      <w:r>
+        <w:t>Conduct an annual health check for every active staff member — HRM.5.b</w:t>
+      </w:r>
+    </w:p>
+    <w:p>
+      <w:pPr>
+        <w:pStyle w:val="Heading2"/>
+      </w:pPr>
+      <w:r>
+        <w:t>Provide treatment for workplace-related injuries — HRM.5.c</w:t>
+      </w:r>
+    </w:p>
+    <w:p>
+      <w:r>
+        <w:rPr>
+          <w:i/>
+        </w:rPr>
+        <w:t>Verified source(s):</w:t>
       </w:r>
     </w:p>
     <w:p>
@@ -522,25 +532,80 @@
         <w:pStyle w:val="ListParagraph"/>
       </w:pPr>
       <w:r>
-        <w:t>Required Records — HRM.5.a-d (see HRM.5 Records folder)</w:t>
+        <w:t xml:space="preserve">• </w:t>
+      </w:r>
+      <w:r>
+        <w:t xml:space="preserve">Government of India. (1923, amended 2017). </w:t>
+      </w:r>
+      <w:hyperlink r:id="rId9">
+        <w:r>
+          <w:rPr>
+            <w:color w:val="0563C1"/>
+            <w:u w:val="single"/>
+          </w:rPr>
+          <w:t>The Employee's Compensation Act, 1923</w:t>
+        </w:r>
+      </w:hyperlink>
+      <w:r>
+        <w:t>. Section 3(1) makes an employer liable to pay compensation for a personal injury caused by an accident in the course of employment; Section 4(2A) requires reimbursement of actual medical expenditure. Referenced as the statutory basis for the injury-treatment duty, alongside the NABH requirement.</w:t>
       </w:r>
     </w:p>
     <w:p>
       <w:pPr>
-        <w:pStyle w:val="Heading1"/>
+        <w:pStyle w:val="Heading2"/>
       </w:pPr>
       <w:r>
-        <w:t>7. Where This SOP's Requirements Come From (Verified Sources)</w:t>
+        <w:t>Prevent and handle workplace violence — HRM.5.d</w:t>
+      </w:r>
+    </w:p>
+    <w:p>
+      <w:r>
+        <w:rPr>
+          <w:i/>
+        </w:rPr>
+        <w:t>Verified source(s):</w:t>
       </w:r>
     </w:p>
     <w:p>
       <w:pPr>
         <w:pStyle w:val="ListParagraph"/>
-        <w:spacing w:after="240" w:before="80"/>
-        <w:contextualSpacing w:val="0"/>
       </w:pPr>
       <w:r>
-        <w:t xml:space="preserve">• National Accreditation Board for Hospitals and Healthcare Providers. (2022). Standards for Small Healthcare Organisations (3rd ed.). </w:t>
+        <w:t xml:space="preserve">• </w:t>
+      </w:r>
+      <w:r>
+        <w:t xml:space="preserve">World Health Organization, International Labour Organization, International Council of Nurses, &amp; Public Services International. (2002). </w:t>
+      </w:r>
+      <w:hyperlink r:id="rId10">
+        <w:r>
+          <w:rPr>
+            <w:color w:val="0563C1"/>
+            <w:u w:val="single"/>
+          </w:rPr>
+          <w:t>Framework Guidelines for Addressing Workplace Violence in the Health Sector</w:t>
+        </w:r>
+      </w:hyperlink>
+      <w:r>
+        <w:t>. The international framework the prevention and handling measures (de-escalation training, access control, zero-tolerance policy, post-event review) follow; referenced as an external benchmark, not an NABH mandate.</w:t>
+      </w:r>
+    </w:p>
+    <w:p>
+      <w:pPr>
+        <w:pStyle w:val="Heading2"/>
+      </w:pPr>
+      <w:r>
+        <w:t>Full reference list</w:t>
+      </w:r>
+    </w:p>
+    <w:p>
+      <w:pPr>
+        <w:pStyle w:val="ListParagraph"/>
+      </w:pPr>
+      <w:r>
+        <w:t xml:space="preserve">• </w:t>
+      </w:r>
+      <w:r>
+        <w:t xml:space="preserve">National Accreditation Board for Hospitals and Healthcare Providers. (2022). Standards for Small Healthcare Organisations (3rd ed.). </w:t>
       </w:r>
       <w:hyperlink r:id="rId11">
         <w:r>
@@ -558,11 +623,12 @@
     <w:p>
       <w:pPr>
         <w:pStyle w:val="ListParagraph"/>
-        <w:spacing w:after="240" w:before="80"/>
-        <w:contextualSpacing w:val="0"/>
       </w:pPr>
       <w:r>
-        <w:t xml:space="preserve">• Government of India. (1923, amended 2017). </w:t>
+        <w:t xml:space="preserve">• </w:t>
+      </w:r>
+      <w:r>
+        <w:t xml:space="preserve">Government of India. (1923, amended 2017). </w:t>
       </w:r>
       <w:hyperlink r:id="rId9">
         <w:r>
@@ -574,17 +640,18 @@
         </w:r>
       </w:hyperlink>
       <w:r>
-        <w:t>. Section 3(1) makes an employer liable to pay compensation for a personal injury caused by an accident in the course of employment; Section 4(2A) requires reimbursement of actual medical expenditure. Referenced as the statutory basis for this step's injury-treatment duty, alongside the NABH requirement.</w:t>
+        <w:t>. Section 3(1) makes an employer liable to pay compensation for a personal injury caused by an accident in the course of employment; Section 4(2A) requires reimbursement of actual medical expenditure. Referenced as the statutory basis for the injury-treatment duty, alongside the NABH requirement.</w:t>
       </w:r>
     </w:p>
     <w:p>
       <w:pPr>
         <w:pStyle w:val="ListParagraph"/>
-        <w:spacing w:after="240" w:before="80"/>
-        <w:contextualSpacing w:val="0"/>
       </w:pPr>
       <w:r>
-        <w:t xml:space="preserve">• World Health Organization, International Labour Organization, International Council of Nurses, &amp; Public Services International. (2002). </w:t>
+        <w:t xml:space="preserve">• </w:t>
+      </w:r>
+      <w:r>
+        <w:t xml:space="preserve">World Health Organization, International Labour Organization, International Council of Nurses, &amp; Public Services International. (2002). </w:t>
       </w:r>
       <w:hyperlink r:id="rId10">
         <w:r>
@@ -596,20 +663,7 @@
         </w:r>
       </w:hyperlink>
       <w:r>
-        <w:t>. The international framework this step's prevention and handling measures (de-escalation training, access control, zero-tolerance policy, post-event review) follow; referenced as an external benchmark, not an NABH mandate.</w:t>
-      </w:r>
-    </w:p>
-    <w:p>
-      <w:pPr>
-        <w:pStyle w:val="Heading1"/>
-      </w:pPr>
-      <w:r>
-        <w:t>8. Review</w:t>
-      </w:r>
-    </w:p>
-    <w:p>
-      <w:r>
-        <w:t>This SOP is reviewed at least annually by the Quality Coordinator together with the HR In-Charge, and sooner if the quarterly audit finds a health check overdue by more than «three months», a workplace injury not treated promptly, or HIC.4 exposure procedures change.</w:t>
+        <w:t>. The international framework the prevention and handling measures (de-escalation training, access control, zero-tolerance policy, post-event review) follow; referenced as an external benchmark, not an NABH mandate.</w:t>
       </w:r>
     </w:p>
     <w:sectPr>

--- a/policies/build/sop_record_masters/HRM/SOP_HRM.5.a_to_d_staff_wellbeing_occupational_health.docx
+++ b/policies/build/sop_record_masters/HRM/SOP_HRM.5.a_to_d_staff_wellbeing_occupational_health.docx
@@ -208,12 +208,6 @@
     </w:p>
     <w:p>
       <w:r>
-        <w:rPr>
-          <w:i/>
-        </w:rPr>
-        <w:t xml:space="preserve">Why: </w:t>
-      </w:r>
-      <w:r>
         <w:t>so every staff member -- not just those in known high-exposure roles -- is covered by the same occupational health programme.</w:t>
       </w:r>
     </w:p>
@@ -231,12 +225,6 @@
       </w:r>
     </w:p>
     <w:p>
-      <w:r>
-        <w:rPr>
-          <w:i/>
-        </w:rPr>
-        <w:t xml:space="preserve">Why: </w:t>
-      </w:r>
       <w:r>
         <w:t>an injury or hazard nobody documents is one the hospital has no way of learning from or protecting staff against next time.</w:t>
       </w:r>
@@ -314,12 +302,6 @@
     </w:p>
     <w:p>
       <w:r>
-        <w:rPr>
-          <w:i/>
-        </w:rPr>
-        <w:t xml:space="preserve">Why: </w:t>
-      </w:r>
-      <w:r>
         <w:t>A hazard that is never written down is a hazard the hospital has no way of proving it ever addressed, and a health problem that is never identified cannot be acted on before it becomes an injury.</w:t>
       </w:r>
     </w:p>
@@ -347,12 +329,6 @@
       </w:r>
     </w:p>
     <w:p>
-      <w:r>
-        <w:rPr>
-          <w:i/>
-        </w:rPr>
-        <w:t xml:space="preserve">Why: </w:t>
-      </w:r>
       <w:r>
         <w:t>A health check that happens once at hiring and never again cannot catch a condition that develops on the job -- the annual cycle is what makes this a genuine ongoing safeguard rather than a one-time formality.</w:t>
       </w:r>
@@ -382,12 +358,6 @@
     </w:p>
     <w:p>
       <w:r>
-        <w:rPr>
-          <w:i/>
-        </w:rPr>
-        <w:t xml:space="preserve">Why: </w:t>
-      </w:r>
-      <w:r>
         <w:t>A staff member injured on the job who has to pay for their own treatment, or whose injury is never documented, has no legal protection and the hospital has no record to learn from.</w:t>
       </w:r>
     </w:p>
@@ -415,12 +385,6 @@
       </w:r>
     </w:p>
     <w:p>
-      <w:r>
-        <w:rPr>
-          <w:i/>
-        </w:rPr>
-        <w:t xml:space="preserve">Why: </w:t>
-      </w:r>
       <w:r>
         <w:t>Waiting for a violent incident to happen before deciding how to respond to it means the response is improvised in the moment it matters most -- prevention and handling measures have to be decided and communicated in advance.</w:t>
       </w:r>

--- a/policies/build/sop_record_masters/HRM/SOP_HRM.5.a_to_d_staff_wellbeing_occupational_health.docx
+++ b/policies/build/sop_record_masters/HRM/SOP_HRM.5.a_to_d_staff_wellbeing_occupational_health.docx
@@ -335,7 +335,32 @@
     </w:p>
     <w:p>
       <w:r>
-        <w:t>Every active staff member receives an annual health check: general physical examination, vision and hearing screening where the role requires it, chest X-ray or PPD for high-risk roles, vaccination status review, and any role-specific test defined in the hazard register.</w:t>
+        <w:t>Every active staff member receives an annual health check covering five things:</w:t>
+      </w:r>
+    </w:p>
+    <w:p>
+      <w:r>
+        <w:t>1. A general physical examination.</w:t>
+      </w:r>
+    </w:p>
+    <w:p>
+      <w:r>
+        <w:t>2. Vision and hearing screening, where the role requires it.</w:t>
+      </w:r>
+    </w:p>
+    <w:p>
+      <w:r>
+        <w:t>3. Chest X-ray or PPD for high-risk roles.</w:t>
+      </w:r>
+    </w:p>
+    <w:p>
+      <w:r>
+        <w:t>4. Vaccination status review.</w:t>
+      </w:r>
+    </w:p>
+    <w:p>
+      <w:r>
+        <w:t>5. Any role-specific test defined in the hazard register.</w:t>
       </w:r>
     </w:p>
     <w:p>
@@ -368,7 +393,32 @@
     </w:p>
     <w:p>
       <w:r>
-        <w:t>The procedure runs immediate first aid, medical assessment, treatment at the hospital's own emergency service or a designated panel doctor, documentation of the injury, and a return-to-work assessment.</w:t>
+        <w:t>The procedure runs five steps:</w:t>
+      </w:r>
+    </w:p>
+    <w:p>
+      <w:r>
+        <w:t>1. Immediate first aid.</w:t>
+      </w:r>
+    </w:p>
+    <w:p>
+      <w:r>
+        <w:t>2. Medical assessment.</w:t>
+      </w:r>
+    </w:p>
+    <w:p>
+      <w:r>
+        <w:t>3. Treatment at the hospital's own emergency service or a designated panel doctor.</w:t>
+      </w:r>
+    </w:p>
+    <w:p>
+      <w:r>
+        <w:t>4. Documentation of the injury.</w:t>
+      </w:r>
+    </w:p>
+    <w:p>
+      <w:r>
+        <w:t>5. A return-to-work assessment.</w:t>
       </w:r>
     </w:p>
     <w:p>
@@ -391,12 +441,62 @@
     </w:p>
     <w:p>
       <w:r>
-        <w:t>Prevention measures include staff training on de-escalation, visible security measures, restricted access to high-risk areas, and a zero-tolerance policy communicated to patients and visitors.</w:t>
+        <w:t>Prevention measures include four things:</w:t>
       </w:r>
     </w:p>
     <w:p>
       <w:r>
-        <w:t>Handling measures cover an immediate safety response, reporting to the Medical Superintendent and local police where applicable, medical treatment for the injured staff member, incident documentation, support and counselling for affected staff, and a review of prevention measures after every event.</w:t>
+        <w:t>1. Staff training on de-escalation.</w:t>
+      </w:r>
+    </w:p>
+    <w:p>
+      <w:r>
+        <w:t>2. Visible security measures.</w:t>
+      </w:r>
+    </w:p>
+    <w:p>
+      <w:r>
+        <w:t>3. Restricted access to high-risk areas.</w:t>
+      </w:r>
+    </w:p>
+    <w:p>
+      <w:r>
+        <w:t>4. A zero-tolerance policy communicated to patients and visitors.</w:t>
+      </w:r>
+    </w:p>
+    <w:p>
+      <w:r>
+        <w:t>Handling measures cover six things:</w:t>
+      </w:r>
+    </w:p>
+    <w:p>
+      <w:r>
+        <w:t>1. An immediate safety response.</w:t>
+      </w:r>
+    </w:p>
+    <w:p>
+      <w:r>
+        <w:t>2. Reporting to the Medical Superintendent and local police where applicable.</w:t>
+      </w:r>
+    </w:p>
+    <w:p>
+      <w:r>
+        <w:t>3. Medical treatment for the injured staff member.</w:t>
+      </w:r>
+    </w:p>
+    <w:p>
+      <w:r>
+        <w:t>4. Incident documentation.</w:t>
+      </w:r>
+    </w:p>
+    <w:p>
+      <w:r>
+        <w:t>5. Support and counselling for affected staff.</w:t>
+      </w:r>
+    </w:p>
+    <w:p>
+      <w:r>
+        <w:t>6. A review of prevention measures after every event.</w:t>
       </w:r>
     </w:p>
     <w:p>
